--- a/crates/format-docx/tests/fixtures/theme_word_default.docx
+++ b/crates/format-docx/tests/fixtures/theme_word_default.docx
@@ -83,6 +83,7 @@
     <w:rPr>
       <w:rFonts w:asciiTheme="majorHAnsi" w:eastAsiaTheme="majorEastAsia" w:hAnsiTheme="majorHAnsi" w:cstheme="majorBidi"/>
       <w:b/>
+      <w:bCs/>
       <w:color w:val="2F5496" w:themeColor="accent1" w:themeShade="BF"/>
       <w:sz w:val="32"/>
       <w:szCs w:val="32"/>
